--- a/assets/payslip_ascnoi.docx
+++ b/assets/payslip_ascnoi.docx
@@ -39,7 +39,27 @@
           <w:bCs/>
           <w:color w:val="002060"/>
         </w:rPr>
-        <w:t xml:space="preserve">Payslip of the month of {{mon}} </w:t>
+        <w:t>Payslip of the month of {{</w:t>
+      </w:r>
+      <w:proofErr w:type="spellStart"/>
+      <w:r>
+        <w:rPr>
+          <w:rFonts w:ascii="Poppins" w:hAnsi="Poppins" w:cs="Poppins"/>
+          <w:b/>
+          <w:bCs/>
+          <w:color w:val="002060"/>
+        </w:rPr>
+        <w:t>mon</w:t>
+      </w:r>
+      <w:proofErr w:type="spellEnd"/>
+      <w:r>
+        <w:rPr>
+          <w:rFonts w:ascii="Poppins" w:hAnsi="Poppins" w:cs="Poppins"/>
+          <w:b/>
+          <w:bCs/>
+          <w:color w:val="002060"/>
+        </w:rPr>
+        <w:t xml:space="preserve">}} </w:t>
       </w:r>
       <w:r>
         <w:rPr>
@@ -416,7 +436,25 @@
           <w:szCs w:val="18"/>
         </w:rPr>
         <w:tab/>
-        <w:t>: {{empi}}</w:t>
+        <w:t>: {{</w:t>
+      </w:r>
+      <w:proofErr w:type="spellStart"/>
+      <w:r>
+        <w:rPr>
+          <w:rFonts w:ascii="Poppins SemiBold" w:hAnsi="Poppins SemiBold" w:cs="Poppins SemiBold"/>
+          <w:sz w:val="18"/>
+          <w:szCs w:val="18"/>
+        </w:rPr>
+        <w:t>empi</w:t>
+      </w:r>
+      <w:proofErr w:type="spellEnd"/>
+      <w:r>
+        <w:rPr>
+          <w:rFonts w:ascii="Poppins SemiBold" w:hAnsi="Poppins SemiBold" w:cs="Poppins SemiBold"/>
+          <w:sz w:val="18"/>
+          <w:szCs w:val="18"/>
+        </w:rPr>
+        <w:t>}}</w:t>
       </w:r>
     </w:p>
     <w:p>
@@ -835,7 +873,21 @@
         <w:rPr>
           <w:rFonts w:ascii="Poppins SemiBold" w:hAnsi="Poppins SemiBold" w:cs="Poppins SemiBold"/>
         </w:rPr>
-        <w:t>{{hra}}</w:t>
+        <w:t>{{</w:t>
+      </w:r>
+      <w:proofErr w:type="spellStart"/>
+      <w:r>
+        <w:rPr>
+          <w:rFonts w:ascii="Poppins SemiBold" w:hAnsi="Poppins SemiBold" w:cs="Poppins SemiBold"/>
+        </w:rPr>
+        <w:t>hra</w:t>
+      </w:r>
+      <w:proofErr w:type="spellEnd"/>
+      <w:r>
+        <w:rPr>
+          <w:rFonts w:ascii="Poppins SemiBold" w:hAnsi="Poppins SemiBold" w:cs="Poppins SemiBold"/>
+        </w:rPr>
+        <w:t>}}</w:t>
       </w:r>
     </w:p>
     <w:p>
@@ -1135,7 +1187,21 @@
         <w:rPr>
           <w:rFonts w:ascii="Poppins SemiBold" w:hAnsi="Poppins SemiBold" w:cs="Poppins SemiBold"/>
         </w:rPr>
-        <w:t xml:space="preserve">{{te}} </w:t>
+        <w:t>{{</w:t>
+      </w:r>
+      <w:proofErr w:type="spellStart"/>
+      <w:r>
+        <w:rPr>
+          <w:rFonts w:ascii="Poppins SemiBold" w:hAnsi="Poppins SemiBold" w:cs="Poppins SemiBold"/>
+        </w:rPr>
+        <w:t>te</w:t>
+      </w:r>
+      <w:proofErr w:type="spellEnd"/>
+      <w:r>
+        <w:rPr>
+          <w:rFonts w:ascii="Poppins SemiBold" w:hAnsi="Poppins SemiBold" w:cs="Poppins SemiBold"/>
+        </w:rPr>
+        <w:t xml:space="preserve">}} </w:t>
       </w:r>
     </w:p>
     <w:p>
@@ -1505,7 +1571,7 @@
         <w:rPr>
           <w:rFonts w:ascii="Poppins SemiBold" w:hAnsi="Poppins SemiBold" w:cs="Poppins SemiBold"/>
         </w:rPr>
-        <w:t xml:space="preserve">PT </w:t>
+        <w:t>Admin Charges</w:t>
       </w:r>
     </w:p>
     <w:p>
@@ -1519,7 +1585,13 @@
         <w:rPr>
           <w:rFonts w:ascii="Poppins SemiBold" w:hAnsi="Poppins SemiBold" w:cs="Poppins SemiBold"/>
         </w:rPr>
-        <w:t>200</w:t>
+        <w:t>8</w:t>
+      </w:r>
+      <w:r>
+        <w:rPr>
+          <w:rFonts w:ascii="Poppins SemiBold" w:hAnsi="Poppins SemiBold" w:cs="Poppins SemiBold"/>
+        </w:rPr>
+        <w:t>00</w:t>
       </w:r>
     </w:p>
     <w:p>
@@ -1546,47 +1618,20 @@
         <w:rPr>
           <w:rFonts w:ascii="Poppins SemiBold" w:hAnsi="Poppins SemiBold" w:cs="Poppins SemiBold"/>
         </w:rPr>
-        <w:t xml:space="preserve">Admin Charges </w:t>
-      </w:r>
-    </w:p>
-    <w:p>
-      <w:pPr>
-        <w:jc w:val="right"/>
-        <w:rPr>
-          <w:rFonts w:ascii="Poppins SemiBold" w:hAnsi="Poppins SemiBold" w:cs="Poppins SemiBold"/>
-        </w:rPr>
-        <w:sectPr>
-          <w:type w:val="continuous"/>
-          <w:pgSz w:w="11906" w:h="16838"/>
-          <w:pgMar w:top="1985" w:right="1440" w:bottom="1440" w:left="1440" w:header="708" w:footer="708" w:gutter="0"/>
-          <w:cols w:num="2" w:space="708"/>
-          <w:docGrid w:linePitch="360"/>
-        </w:sectPr>
-      </w:pPr>
-      <w:r>
-        <w:rPr>
-          <w:rFonts w:ascii="Poppins SemiBold" w:hAnsi="Poppins SemiBold" w:cs="Poppins SemiBold"/>
-        </w:rPr>
-        <w:t>60</w:t>
-      </w:r>
-      <w:r>
-        <w:rPr>
-          <w:rFonts w:ascii="Poppins SemiBold" w:hAnsi="Poppins SemiBold" w:cs="Poppins SemiBold"/>
-        </w:rPr>
-        <w:t>0</w:t>
-      </w:r>
-    </w:p>
-    <w:p>
-      <w:pPr>
-        <w:rPr>
-          <w:rFonts w:ascii="Poppins SemiBold" w:hAnsi="Poppins SemiBold" w:cs="Poppins SemiBold"/>
-        </w:rPr>
-      </w:pPr>
-      <w:r>
-        <w:rPr>
-          <w:rFonts w:ascii="Poppins SemiBold" w:hAnsi="Poppins SemiBold" w:cs="Poppins SemiBold"/>
-        </w:rPr>
-        <w:t xml:space="preserve">LWF </w:t>
+        <w:t>LWF</w:t>
+      </w:r>
+    </w:p>
+    <w:p>
+      <w:pPr>
+        <w:rPr>
+          <w:rFonts w:ascii="Poppins SemiBold" w:hAnsi="Poppins SemiBold" w:cs="Poppins SemiBold"/>
+        </w:rPr>
+      </w:pPr>
+      <w:r>
+        <w:rPr>
+          <w:rFonts w:ascii="Poppins SemiBold" w:hAnsi="Poppins SemiBold" w:cs="Poppins SemiBold"/>
+        </w:rPr>
+        <w:t>-</w:t>
       </w:r>
     </w:p>
     <w:p>
@@ -1975,7 +2020,47 @@
                               <w:sz w:val="20"/>
                               <w:szCs w:val="20"/>
                             </w:rPr>
-                            <w:t xml:space="preserve">U.S. Address:- 473, Mundet Place, Hillside, </w:t>
+                            <w:t xml:space="preserve">U.S. </w:t>
+                          </w:r>
+                          <w:proofErr w:type="gramStart"/>
+                          <w:r>
+                            <w:rPr>
+                              <w:rFonts w:ascii="Poppins SemiBold" w:hAnsi="Poppins SemiBold" w:cs="Poppins SemiBold"/>
+                              <w:color w:val="002060"/>
+                              <w:sz w:val="20"/>
+                              <w:szCs w:val="20"/>
+                            </w:rPr>
+                            <w:t>Address:-</w:t>
+                          </w:r>
+                          <w:proofErr w:type="gramEnd"/>
+                          <w:r>
+                            <w:rPr>
+                              <w:rFonts w:ascii="Poppins SemiBold" w:hAnsi="Poppins SemiBold" w:cs="Poppins SemiBold"/>
+                              <w:color w:val="002060"/>
+                              <w:sz w:val="20"/>
+                              <w:szCs w:val="20"/>
+                            </w:rPr>
+                            <w:t xml:space="preserve"> 473, </w:t>
+                          </w:r>
+                          <w:proofErr w:type="spellStart"/>
+                          <w:r>
+                            <w:rPr>
+                              <w:rFonts w:ascii="Poppins SemiBold" w:hAnsi="Poppins SemiBold" w:cs="Poppins SemiBold"/>
+                              <w:color w:val="002060"/>
+                              <w:sz w:val="20"/>
+                              <w:szCs w:val="20"/>
+                            </w:rPr>
+                            <w:t>Mundet</w:t>
+                          </w:r>
+                          <w:proofErr w:type="spellEnd"/>
+                          <w:r>
+                            <w:rPr>
+                              <w:rFonts w:ascii="Poppins SemiBold" w:hAnsi="Poppins SemiBold" w:cs="Poppins SemiBold"/>
+                              <w:color w:val="002060"/>
+                              <w:sz w:val="20"/>
+                              <w:szCs w:val="20"/>
+                            </w:rPr>
+                            <w:t xml:space="preserve"> Place, Hillside, </w:t>
                           </w:r>
                         </w:p>
                         <w:p>
@@ -3090,7 +3175,6 @@
   <w:style w:type="character" w:default="1" w:styleId="DefaultParagraphFont">
     <w:name w:val="Default Paragraph Font"/>
     <w:uiPriority w:val="1"/>
-    <w:semiHidden/>
     <w:unhideWhenUsed/>
   </w:style>
   <w:style w:type="table" w:default="1" w:styleId="TableNormal">
